--- a/design/《太玄宗门录》产品与技术体系白皮书_宗门日供版.docx
+++ b/design/《太玄宗门录》产品与技术体系白皮书_宗门日供版.docx
@@ -16925,7 +16925,20 @@
         <w:ind w:left="720" w:hanging="360"/>
       </w:pPr>
       <w:r>
+        <w:rPr>
+          <w:strike/>
+        </w:rPr>
         <w:t>商队容量、速度受商驿等级与委派弟子加成</w:t>
+      </w:r>
+      <w:r>
+        <w:rPr>
+          <w:b/>
+          <w:color w:val="FF0000"/>
+        </w:rPr>
+        <w:t>商队运力 = 脚夫类岗位运力(carry_capacity) + 载具基础运力(base_carry)；行程速度 = 1 + 载具速度加成(speed_bonus) + 岗位速度加成，行程日数 = 距离 ÷ 速度取整（S2 实装）。掌柜「智谋」由弟子道心代理、提供价差加成；护卫「战力」由弟子战力代理、降低途中风险；风险减免硬上限 0.8。载具按门派等级(sect_level)解锁，不再由商驿等级决定运力/速度。</w:t>
+      </w:r>
+      <w:r>
+        <w:t/>
       </w:r>
     </w:p>
     <w:p>
@@ -16959,7 +16972,20 @@
         <w:ind w:left="720" w:hanging="360"/>
       </w:pPr>
       <w:r>
+        <w:rPr>
+          <w:strike/>
+        </w:rPr>
         <w:t>不同地区特产不同，价格随时间波动，存在套利空间</w:t>
+      </w:r>
+      <w:r>
+        <w:rPr>
+          <w:b/>
+          <w:color w:val="FF0000"/>
+        </w:rPr>
+        <w:t>四个地区(附近城镇/修真集市/仙城坊市/秘境边境)各具特产与偏好类别：运销目的地偏好类别货物可享品类溢价倍率(1.1~1.5)；收购价随「推演一月」月度刷新在基准价±10%浮动(锁±15%红线)，风险同步±10%浮动（S2 实装）。低买高卖核心 = 匹配偏好类别 + 把握行情低点。</w:t>
+      </w:r>
+      <w:r>
+        <w:t/>
       </w:r>
     </w:p>
     <w:p>
@@ -16976,7 +17002,20 @@
         <w:ind w:left="720" w:hanging="360"/>
       </w:pPr>
       <w:r>
+        <w:rPr>
+          <w:strike/>
+        </w:rPr>
         <w:t>商务堂主可自动派遣短途商队进行常规贸易</w:t>
+      </w:r>
+      <w:r>
+        <w:rPr>
+          <w:b/>
+          <w:color w:val="FF0000"/>
+        </w:rPr>
+        <w:t>【S2 实装状态】当前为手动派遣闭环：玩家在「宗门管理→商队管理」选地区，从宗主背包勾选货物、选载具、编组掌柜/护卫/脚夫后派遣，推演至返回日自动结算入账。结算收益接 EconomyBalance 经济阀门(trade_profit_rate)、单趟净收益封顶≤货值(利润率≤100%)、入灵石主账户(守 GDD §4.8 商队收益≤自产50%红线)。商务堂主自动派遣短途商队为后续规划，尚未实装。</w:t>
+      </w:r>
+      <w:r>
+        <w:t/>
       </w:r>
     </w:p>
     <w:p>
